--- a/ru/wisdom-stories/with-this-nation-the-world-can-be-conquered.docx
+++ b/ru/wisdom-stories/with-this-nation-the-world-can-be-conquered.docx
@@ -112,7 +112,7 @@
           <w:color w:val="000000"/>
           <w:sz w:val="22"/>
         </w:rPr>
-        <w:t>— Слава Богу, благодаря вам мы тоже сегодня его попробовали. Но я прошу вас вот о чем: не покупайте сыр у меня, а в соседней лавке. Там его еще не пробовали, — сказал он.</w:t>
+        <w:t>— Слава Аллаху, благодаря вам мы тоже сегодня его попробовали. Но я прошу вас вот о чем: не покупайте сыр у меня, а в соседней лавке. Там его еще не пробовали, — сказал он.</w:t>
       </w:r>
     </w:p>
     <w:p>
@@ -168,7 +168,7 @@
           <w:color w:val="9A7417"/>
           <w:sz w:val="22"/>
         </w:rPr>
-        <w:t xml:space="preserve">Мораль: </w:t>
+        <w:t>Мораль: Настоящая сила заключается не в оружии, а в честности и порядочности народа. Настоящая победа — не в покупке земли, а в завоевании сердец.</w:t>
       </w:r>
       <w:r>
         <w:rPr>
@@ -178,7 +178,6 @@
           <w:color w:val="3F3826"/>
           <w:sz w:val="22"/>
         </w:rPr>
-        <w:t>Настоящая сила заключается не в оружии, а в честности и порядочности народа. Настоящая победа — не в покупке земли, а в завоевании сердец.</w:t>
       </w:r>
     </w:p>
     <w:p>
